--- a/project/Assignments.md.docx
+++ b/project/Assignments.md.docx
@@ -4,11 +4,10 @@
   <w:body>
     <w:p>
       <w:pPr>
-        <w:pStyle w:val="Heading1"/>
+        <w:rPr>
+          <w:rFonts w:ascii="Helvetica" w:hAnsi="Helvetica" w:cs="Helvetica"/>
+        </w:rPr>
       </w:pPr>
-      <w:r>
-        <w:t>Fuller Project Roles/ Assignments</w:t>
-      </w:r>
     </w:p>
     <w:p>
       <w:pPr>
@@ -17,196 +16,7 @@
         </w:rPr>
       </w:pPr>
       <w:r>
-        <w:rPr>
-          <w:rFonts w:ascii="Helvetica" w:hAnsi="Helvetica" w:cs="Helvetica"/>
-        </w:rPr>
-        <w:t xml:space="preserve">Lead: </w:t>
-      </w:r>
-      <w:r>
-        <w:rPr>
-          <w:rFonts w:ascii="Helvetica" w:hAnsi="Helvetica" w:cs="Helvetica"/>
-        </w:rPr>
-        <w:t>H</w:t>
-      </w:r>
-      <w:r>
-        <w:rPr>
-          <w:rFonts w:ascii="Helvetica" w:hAnsi="Helvetica" w:cs="Helvetica"/>
-        </w:rPr>
-        <w:t>ome page</w:t>
-      </w:r>
-      <w:r>
-        <w:rPr>
-          <w:rFonts w:ascii="Helvetica" w:hAnsi="Helvetica" w:cs="Helvetica"/>
-        </w:rPr>
-        <w:t xml:space="preserve"> (html + </w:t>
-      </w:r>
-      <w:proofErr w:type="spellStart"/>
-      <w:r>
-        <w:rPr>
-          <w:rFonts w:ascii="Helvetica" w:hAnsi="Helvetica" w:cs="Helvetica"/>
-        </w:rPr>
-        <w:t>css</w:t>
-      </w:r>
-      <w:proofErr w:type="spellEnd"/>
-      <w:r>
-        <w:rPr>
-          <w:rFonts w:ascii="Helvetica" w:hAnsi="Helvetica" w:cs="Helvetica"/>
-        </w:rPr>
-        <w:t>)</w:t>
-      </w:r>
-      <w:r>
-        <w:rPr>
-          <w:rFonts w:ascii="Helvetica" w:hAnsi="Helvetica" w:cs="Helvetica"/>
-        </w:rPr>
-        <w:t xml:space="preserve"> + Contact Us page</w:t>
-      </w:r>
-      <w:r>
-        <w:rPr>
-          <w:rFonts w:ascii="Helvetica" w:hAnsi="Helvetica" w:cs="Helvetica"/>
-        </w:rPr>
-        <w:t xml:space="preserve"> (html + </w:t>
-      </w:r>
-      <w:proofErr w:type="spellStart"/>
-      <w:r>
-        <w:rPr>
-          <w:rFonts w:ascii="Helvetica" w:hAnsi="Helvetica" w:cs="Helvetica"/>
-        </w:rPr>
-        <w:t>css</w:t>
-      </w:r>
-      <w:proofErr w:type="spellEnd"/>
-      <w:r>
-        <w:rPr>
-          <w:rFonts w:ascii="Helvetica" w:hAnsi="Helvetica" w:cs="Helvetica"/>
-        </w:rPr>
-        <w:t>)</w:t>
-      </w:r>
-    </w:p>
-    <w:p>
-      <w:pPr>
-        <w:rPr>
-          <w:rFonts w:ascii="Helvetica" w:hAnsi="Helvetica" w:cs="Helvetica"/>
-        </w:rPr>
-      </w:pPr>
-      <w:r>
-        <w:rPr>
-          <w:rFonts w:ascii="Helvetica" w:hAnsi="Helvetica" w:cs="Helvetica"/>
-        </w:rPr>
-        <w:t xml:space="preserve">Junior A: </w:t>
-      </w:r>
-      <w:r>
-        <w:rPr>
-          <w:rFonts w:ascii="Helvetica" w:hAnsi="Helvetica" w:cs="Helvetica"/>
-        </w:rPr>
-        <w:t xml:space="preserve">Terminology (html + </w:t>
-      </w:r>
-      <w:proofErr w:type="spellStart"/>
-      <w:r>
-        <w:rPr>
-          <w:rFonts w:ascii="Helvetica" w:hAnsi="Helvetica" w:cs="Helvetica"/>
-        </w:rPr>
-        <w:t>css</w:t>
-      </w:r>
-      <w:proofErr w:type="spellEnd"/>
-      <w:r>
-        <w:rPr>
-          <w:rFonts w:ascii="Helvetica" w:hAnsi="Helvetica" w:cs="Helvetica"/>
-        </w:rPr>
-        <w:t xml:space="preserve">) ( a decent amount of code will be able to be reused from the home page html and </w:t>
-      </w:r>
-      <w:proofErr w:type="spellStart"/>
-      <w:r>
-        <w:rPr>
-          <w:rFonts w:ascii="Helvetica" w:hAnsi="Helvetica" w:cs="Helvetica"/>
-        </w:rPr>
-        <w:t>css</w:t>
-      </w:r>
-      <w:proofErr w:type="spellEnd"/>
-      <w:r>
-        <w:rPr>
-          <w:rFonts w:ascii="Helvetica" w:hAnsi="Helvetica" w:cs="Helvetica"/>
-        </w:rPr>
-        <w:t>. The</w:t>
-      </w:r>
-      <w:r>
-        <w:rPr>
-          <w:rFonts w:ascii="Helvetica" w:hAnsi="Helvetica" w:cs="Helvetica"/>
-        </w:rPr>
-        <w:t xml:space="preserve"> </w:t>
-      </w:r>
-      <w:r>
-        <w:rPr>
-          <w:rFonts w:ascii="Helvetica" w:hAnsi="Helvetica" w:cs="Helvetica"/>
-        </w:rPr>
-        <w:t>biggest</w:t>
-      </w:r>
-      <w:r>
-        <w:rPr>
-          <w:rFonts w:ascii="Helvetica" w:hAnsi="Helvetica" w:cs="Helvetica"/>
-        </w:rPr>
-        <w:t xml:space="preserve"> thing is making the table</w:t>
-      </w:r>
-      <w:r>
-        <w:rPr>
-          <w:rFonts w:ascii="Helvetica" w:hAnsi="Helvetica" w:cs="Helvetica"/>
-        </w:rPr>
-        <w:t>)</w:t>
-      </w:r>
-    </w:p>
-    <w:p>
-      <w:pPr>
-        <w:rPr>
-          <w:rFonts w:ascii="Helvetica" w:hAnsi="Helvetica" w:cs="Helvetica"/>
-        </w:rPr>
-      </w:pPr>
-      <w:r>
-        <w:rPr>
-          <w:rFonts w:ascii="Helvetica" w:hAnsi="Helvetica" w:cs="Helvetica"/>
-        </w:rPr>
-        <w:t>Junior B:</w:t>
-      </w:r>
-      <w:r>
-        <w:rPr>
-          <w:rFonts w:ascii="Helvetica" w:hAnsi="Helvetica" w:cs="Helvetica"/>
-        </w:rPr>
-        <w:t xml:space="preserve">Tax Equation page (html + </w:t>
-      </w:r>
-      <w:proofErr w:type="spellStart"/>
-      <w:r>
-        <w:rPr>
-          <w:rFonts w:ascii="Helvetica" w:hAnsi="Helvetica" w:cs="Helvetica"/>
-        </w:rPr>
-        <w:t>css</w:t>
-      </w:r>
-      <w:proofErr w:type="spellEnd"/>
-      <w:r>
-        <w:rPr>
-          <w:rFonts w:ascii="Helvetica" w:hAnsi="Helvetica" w:cs="Helvetica"/>
-        </w:rPr>
-        <w:t>) (</w:t>
-      </w:r>
-      <w:r>
-        <w:rPr>
-          <w:rFonts w:ascii="Helvetica" w:hAnsi="Helvetica" w:cs="Helvetica"/>
-        </w:rPr>
-        <w:t>most code will be able to be reused from the home page</w:t>
-      </w:r>
-      <w:r>
-        <w:rPr>
-          <w:rFonts w:ascii="Helvetica" w:hAnsi="Helvetica" w:cs="Helvetica"/>
-        </w:rPr>
-        <w:t>. The</w:t>
-      </w:r>
-      <w:r>
-        <w:rPr>
-          <w:rFonts w:ascii="Helvetica" w:hAnsi="Helvetica" w:cs="Helvetica"/>
-        </w:rPr>
-        <w:t xml:space="preserve"> </w:t>
-      </w:r>
-      <w:r>
-        <w:rPr>
-          <w:rFonts w:ascii="Helvetica" w:hAnsi="Helvetica" w:cs="Helvetica"/>
-        </w:rPr>
-        <w:t>biggest thing is making a grid)</w:t>
+        <w:t>/ Assignments</w:t>
       </w:r>
     </w:p>
     <w:sectPr>
